--- a/backend/app/personnel/templates/soglasie_personalnye_dannye.docx
+++ b/backend/app/personnel/templates/soglasie_personalnye_dannye.docx
@@ -375,7 +375,7 @@
           <w:sz w:val="22"/>
           <w:szCs w:val="22"/>
         </w:rPr>
-        <w:t xml:space="preserve">{% if consent.cross_border %}Работник даёт согласие на трансграничную передачу своих персональных данных в: {{ consent.cross_border_countries }} — для целей: {{ consent.cross_border_purpose }}.{% else %}Трансграничная передача персональных данных Работника не осуществляется.{% endif %}</w:t>
+        <w:t xml:space="preserve">Трансграничная передача персональных данных Работника не осуществляется.</w:t>
       </w:r>
     </w:p>
     <w:p>
@@ -519,7 +519,7 @@
           <w:sz w:val="22"/>
           <w:szCs w:val="22"/>
         </w:rPr>
-        <w:t xml:space="preserve">8. Ответственное лицо</w:t>
+        <w:t xml:space="preserve">8. Обращения по вопросам обработки персональных данных</w:t>
       </w:r>
     </w:p>
     <w:p>
@@ -537,7 +537,7 @@
           <w:sz w:val="22"/>
           <w:szCs w:val="22"/>
         </w:rPr>
-        <w:t xml:space="preserve">Ответственный за организацию обработки персональных данных у Работодателя: {{ consent.responsible_position }} {{ consent.responsible_fio }}, контакты: {{ consent.responsible_contacts }}.</w:t>
+        <w:t xml:space="preserve">По вопросам обработки своих персональных данных, а также для реализации прав, указанных в разделе 6, Работник обращается к Работодателю письменно по адресу: {{ company.address }}. Сведения об ответственном за организацию обработки персональных данных предоставляются Работнику по его запросу.</w:t>
       </w:r>
     </w:p>
     <w:p>
